--- a/templates/CBB_ca_nhan_hop_dong.docx
+++ b/templates/CBB_ca_nhan_hop_dong.docx
@@ -1823,31 +1823,18 @@
           <w:sz w:val="20"/>
           <w:lang w:val="en-US"/>
         </w:rPr>
-        <w:t xml:space="preserve"> </w:t>
-      </w:r>
-      <w:proofErr w:type="gramStart"/>
+        <w:t xml:space="preserve"> {{</w:t>
+      </w:r>
+      <w:proofErr w:type="spellStart"/>
       <w:r>
         <w:rPr>
           <w:iCs/>
           <w:sz w:val="20"/>
           <w:lang w:val="en-US"/>
         </w:rPr>
-        <w:t>{{</w:t>
-      </w:r>
-      <w:r>
-        <w:t xml:space="preserve"> </w:t>
-      </w:r>
-      <w:proofErr w:type="spellStart"/>
-      <w:r>
-        <w:rPr>
-          <w:iCs/>
-          <w:sz w:val="20"/>
-          <w:lang w:val="en-US"/>
-        </w:rPr>
         <w:t>donViHopTacXa</w:t>
       </w:r>
       <w:proofErr w:type="spellEnd"/>
-      <w:proofErr w:type="gramEnd"/>
       <w:r>
         <w:rPr>
           <w:iCs/>
@@ -1928,9 +1915,6 @@
           <w:lang w:val="en-US"/>
         </w:rPr>
         <w:t>{{</w:t>
-      </w:r>
-      <w:r>
-        <w:t xml:space="preserve"> </w:t>
       </w:r>
       <w:proofErr w:type="spellStart"/>
       <w:r>

--- a/templates/CBB_ca_nhan_hop_dong.docx
+++ b/templates/CBB_ca_nhan_hop_dong.docx
@@ -1621,220 +1621,62 @@
         </w:rPr>
       </w:pPr>
       <w:bookmarkStart w:id="2" w:name="_Hlk227701944"/>
-      <w:proofErr w:type="spellStart"/>
       <w:r>
         <w:rPr>
           <w:iCs/>
           <w:sz w:val="20"/>
           <w:lang w:val="en-US"/>
         </w:rPr>
-        <w:t>Hôm</w:t>
-      </w:r>
-      <w:proofErr w:type="spellEnd"/>
+        <w:t>Hôm nay, ngày {{ngayKyHopDong_dd}} tháng {{ngayKyHopDong_MM}} năm {{ngayKyHopDong_</w:t>
+      </w:r>
       <w:r>
         <w:rPr>
           <w:iCs/>
           <w:sz w:val="20"/>
           <w:lang w:val="en-US"/>
         </w:rPr>
-        <w:t xml:space="preserve"> nay, </w:t>
-      </w:r>
-      <w:proofErr w:type="spellStart"/>
+        <w:t>yyyy</w:t>
+      </w:r>
       <w:r>
         <w:rPr>
           <w:iCs/>
           <w:sz w:val="20"/>
           <w:lang w:val="en-US"/>
         </w:rPr>
-        <w:t>ngày</w:t>
-      </w:r>
-      <w:proofErr w:type="spellEnd"/>
+        <w:t>}}</w:t>
+      </w:r>
       <w:r>
         <w:rPr>
           <w:iCs/>
           <w:sz w:val="20"/>
           <w:lang w:val="en-US"/>
         </w:rPr>
-        <w:t xml:space="preserve"> {{</w:t>
-      </w:r>
-      <w:proofErr w:type="spellStart"/>
+        <w:t xml:space="preserve"> </w:t>
+      </w:r>
       <w:r>
         <w:rPr>
           <w:iCs/>
           <w:sz w:val="20"/>
           <w:lang w:val="en-US"/>
         </w:rPr>
-        <w:t>ngayKyHopDong_dd</w:t>
-      </w:r>
-      <w:proofErr w:type="spellEnd"/>
+        <w:t>tại văn phòn</w:t>
+      </w:r>
       <w:r>
         <w:rPr>
           <w:iCs/>
           <w:sz w:val="20"/>
           <w:lang w:val="en-US"/>
         </w:rPr>
-        <w:t xml:space="preserve">}} </w:t>
-      </w:r>
-      <w:proofErr w:type="spellStart"/>
+        <w:t>g {{</w:t>
+      </w:r>
       <w:r>
         <w:rPr>
           <w:iCs/>
           <w:sz w:val="20"/>
           <w:lang w:val="en-US"/>
         </w:rPr>
-        <w:t>tháng</w:t>
-      </w:r>
-      <w:proofErr w:type="spellEnd"/>
-      <w:r>
-        <w:rPr>
-          <w:iCs/>
-          <w:sz w:val="20"/>
-          <w:lang w:val="en-US"/>
-        </w:rPr>
-        <w:t xml:space="preserve"> {{</w:t>
-      </w:r>
-      <w:proofErr w:type="spellStart"/>
-      <w:r>
-        <w:rPr>
-          <w:iCs/>
-          <w:sz w:val="20"/>
-          <w:lang w:val="en-US"/>
-        </w:rPr>
-        <w:t>ngayKyHopDong_MM</w:t>
-      </w:r>
-      <w:proofErr w:type="spellEnd"/>
-      <w:r>
-        <w:rPr>
-          <w:iCs/>
-          <w:sz w:val="20"/>
-          <w:lang w:val="en-US"/>
-        </w:rPr>
-        <w:t xml:space="preserve">}} </w:t>
-      </w:r>
-      <w:proofErr w:type="spellStart"/>
-      <w:r>
-        <w:rPr>
-          <w:iCs/>
-          <w:sz w:val="20"/>
-          <w:lang w:val="en-US"/>
-        </w:rPr>
-        <w:t>năm</w:t>
-      </w:r>
-      <w:proofErr w:type="spellEnd"/>
-      <w:r>
-        <w:rPr>
-          <w:iCs/>
-          <w:sz w:val="20"/>
-          <w:lang w:val="en-US"/>
-        </w:rPr>
-        <w:t xml:space="preserve"> {{</w:t>
-      </w:r>
-      <w:proofErr w:type="spellStart"/>
-      <w:r>
-        <w:rPr>
-          <w:iCs/>
-          <w:sz w:val="20"/>
-          <w:lang w:val="en-US"/>
-        </w:rPr>
-        <w:t>ngayKyHopDong_</w:t>
-      </w:r>
-      <w:r>
-        <w:rPr>
-          <w:iCs/>
-          <w:sz w:val="20"/>
-          <w:lang w:val="en-US"/>
-        </w:rPr>
-        <w:t>yyyy</w:t>
-      </w:r>
-      <w:proofErr w:type="spellEnd"/>
-      <w:r>
-        <w:rPr>
-          <w:iCs/>
-          <w:sz w:val="20"/>
-          <w:lang w:val="en-US"/>
-        </w:rPr>
-        <w:t>}}</w:t>
-      </w:r>
-      <w:r>
-        <w:rPr>
-          <w:iCs/>
-          <w:sz w:val="20"/>
-          <w:lang w:val="en-US"/>
-        </w:rPr>
-        <w:t xml:space="preserve"> </w:t>
-      </w:r>
-      <w:proofErr w:type="spellStart"/>
-      <w:r>
-        <w:rPr>
-          <w:iCs/>
-          <w:sz w:val="20"/>
-          <w:lang w:val="en-US"/>
-        </w:rPr>
-        <w:t>tại</w:t>
-      </w:r>
-      <w:proofErr w:type="spellEnd"/>
-      <w:r>
-        <w:rPr>
-          <w:iCs/>
-          <w:sz w:val="20"/>
-          <w:lang w:val="en-US"/>
-        </w:rPr>
-        <w:t xml:space="preserve"> </w:t>
-      </w:r>
-      <w:proofErr w:type="spellStart"/>
-      <w:r>
-        <w:rPr>
-          <w:iCs/>
-          <w:sz w:val="20"/>
-          <w:lang w:val="en-US"/>
-        </w:rPr>
-        <w:t>văn</w:t>
-      </w:r>
-      <w:proofErr w:type="spellEnd"/>
-      <w:r>
-        <w:rPr>
-          <w:iCs/>
-          <w:sz w:val="20"/>
-          <w:lang w:val="en-US"/>
-        </w:rPr>
-        <w:t xml:space="preserve"> </w:t>
-      </w:r>
-      <w:proofErr w:type="spellStart"/>
-      <w:r>
-        <w:rPr>
-          <w:iCs/>
-          <w:sz w:val="20"/>
-          <w:lang w:val="en-US"/>
-        </w:rPr>
-        <w:t>phòn</w:t>
-      </w:r>
-      <w:r>
-        <w:rPr>
-          <w:iCs/>
-          <w:sz w:val="20"/>
-          <w:lang w:val="en-US"/>
-        </w:rPr>
-        <w:t>g</w:t>
-      </w:r>
-      <w:proofErr w:type="spellEnd"/>
-      <w:r>
-        <w:rPr>
-          <w:iCs/>
-          <w:sz w:val="20"/>
-          <w:lang w:val="en-US"/>
-        </w:rPr>
-        <w:t xml:space="preserve"> {{</w:t>
-      </w:r>
-      <w:proofErr w:type="spellStart"/>
-      <w:r>
-        <w:rPr>
-          <w:iCs/>
-          <w:sz w:val="20"/>
-          <w:lang w:val="en-US"/>
-        </w:rPr>
         <w:t>donViHopTacXa</w:t>
       </w:r>
-      <w:proofErr w:type="spellEnd"/>
       <w:r>
         <w:rPr>
           <w:iCs/>
@@ -1916,7 +1758,6 @@
         </w:rPr>
         <w:t>{{</w:t>
       </w:r>
-      <w:proofErr w:type="spellStart"/>
       <w:r>
         <w:rPr>
           <w:b/>
@@ -1926,7 +1767,6 @@
         </w:rPr>
         <w:t>tenDonViHTX</w:t>
       </w:r>
-      <w:proofErr w:type="spellEnd"/>
       <w:r>
         <w:rPr>
           <w:b/>
@@ -2174,23 +2014,7 @@
           <w:spacing w:val="-2"/>
           <w:lang w:val="en-US"/>
         </w:rPr>
-        <w:t>{{</w:t>
-      </w:r>
-      <w:proofErr w:type="spellStart"/>
-      <w:r>
-        <w:rPr>
-          <w:spacing w:val="-2"/>
-          <w:lang w:val="en-US"/>
-        </w:rPr>
-        <w:t>tenKhachHang</w:t>
-      </w:r>
-      <w:proofErr w:type="spellEnd"/>
-      <w:r>
-        <w:rPr>
-          <w:spacing w:val="-2"/>
-          <w:lang w:val="en-US"/>
-        </w:rPr>
-        <w:t>}}</w:t>
+        <w:t>{{tenKhachHang}}</w:t>
       </w:r>
     </w:p>
     <w:p>
@@ -2243,25 +2067,7 @@
           <w:sz w:val="21"/>
           <w:lang w:val="en-US"/>
         </w:rPr>
-        <w:t>{{</w:t>
-      </w:r>
-      <w:proofErr w:type="spellStart"/>
-      <w:r>
-        <w:rPr>
-          <w:spacing w:val="-4"/>
-          <w:sz w:val="21"/>
-          <w:lang w:val="en-US"/>
-        </w:rPr>
-        <w:t>diaChiHienNay</w:t>
-      </w:r>
-      <w:proofErr w:type="spellEnd"/>
-      <w:r>
-        <w:rPr>
-          <w:spacing w:val="-4"/>
-          <w:sz w:val="21"/>
-          <w:lang w:val="en-US"/>
-        </w:rPr>
-        <w:t>}}</w:t>
+        <w:t>{{diaChiHienNay}}</w:t>
       </w:r>
       <w:bookmarkEnd w:id="11"/>
     </w:p>
@@ -2317,25 +2123,7 @@
           <w:sz w:val="21"/>
           <w:lang w:val="en-US"/>
         </w:rPr>
-        <w:t>{{</w:t>
-      </w:r>
-      <w:proofErr w:type="spellStart"/>
-      <w:r>
-        <w:rPr>
-          <w:spacing w:val="-2"/>
-          <w:sz w:val="21"/>
-          <w:lang w:val="en-US"/>
-        </w:rPr>
-        <w:t>soCCCD</w:t>
-      </w:r>
-      <w:proofErr w:type="spellEnd"/>
-      <w:r>
-        <w:rPr>
-          <w:spacing w:val="-2"/>
-          <w:sz w:val="21"/>
-          <w:lang w:val="en-US"/>
-        </w:rPr>
-        <w:t>}}</w:t>
+        <w:t>{{soCCCD}}</w:t>
       </w:r>
       <w:r>
         <w:rPr>
@@ -2372,25 +2160,7 @@
           <w:sz w:val="21"/>
           <w:lang w:val="en-US"/>
         </w:rPr>
-        <w:t>{{</w:t>
-      </w:r>
-      <w:proofErr w:type="spellStart"/>
-      <w:r>
-        <w:rPr>
-          <w:spacing w:val="-2"/>
-          <w:sz w:val="21"/>
-          <w:lang w:val="en-US"/>
-        </w:rPr>
-        <w:t>ngayCapCCCD</w:t>
-      </w:r>
-      <w:proofErr w:type="spellEnd"/>
-      <w:r>
-        <w:rPr>
-          <w:spacing w:val="-2"/>
-          <w:sz w:val="21"/>
-          <w:lang w:val="en-US"/>
-        </w:rPr>
-        <w:t>}}</w:t>
+        <w:t>{{ngayCapCCCD}}</w:t>
       </w:r>
       <w:r>
         <w:rPr>
@@ -2427,25 +2197,7 @@
           <w:sz w:val="21"/>
           <w:lang w:val="en-US"/>
         </w:rPr>
-        <w:t>{{</w:t>
-      </w:r>
-      <w:proofErr w:type="spellStart"/>
-      <w:r>
-        <w:rPr>
-          <w:spacing w:val="-4"/>
-          <w:sz w:val="21"/>
-          <w:lang w:val="en-US"/>
-        </w:rPr>
-        <w:t>noiCapCCCD</w:t>
-      </w:r>
-      <w:proofErr w:type="spellEnd"/>
-      <w:r>
-        <w:rPr>
-          <w:spacing w:val="-4"/>
-          <w:sz w:val="21"/>
-          <w:lang w:val="en-US"/>
-        </w:rPr>
-        <w:t>}}</w:t>
+        <w:t>{{noiCapCCCD}}</w:t>
       </w:r>
     </w:p>
     <w:p>
@@ -2511,14 +2263,12 @@
         </w:rPr>
         <w:t>{{</w:t>
       </w:r>
-      <w:proofErr w:type="spellStart"/>
       <w:r>
         <w:rPr>
           <w:lang w:val="en-US"/>
         </w:rPr>
         <w:t>tenRutGonDonViHTX</w:t>
       </w:r>
-      <w:proofErr w:type="spellEnd"/>
       <w:r>
         <w:rPr>
           <w:lang w:val="en-US"/>
@@ -2699,69 +2449,37 @@
           <w:spacing w:val="-2"/>
           <w:lang w:val="en-US"/>
         </w:rPr>
-        <w:t>{{</w:t>
-      </w:r>
-      <w:proofErr w:type="spellStart"/>
+        <w:t>{{loaiPhuongTien}}</w:t>
+      </w:r>
+      <w:r>
+        <w:tab/>
+        <w:t>Nhãn</w:t>
+      </w:r>
+      <w:r>
+        <w:rPr>
+          <w:spacing w:val="10"/>
+        </w:rPr>
+        <w:t xml:space="preserve"> </w:t>
+      </w:r>
+      <w:r>
+        <w:rPr>
+          <w:spacing w:val="-2"/>
+        </w:rPr>
+        <w:t>hiệu:</w:t>
+      </w:r>
       <w:r>
         <w:rPr>
           <w:spacing w:val="-2"/>
           <w:lang w:val="en-US"/>
         </w:rPr>
-        <w:t>loaiPhuongTien</w:t>
-      </w:r>
-      <w:proofErr w:type="spellEnd"/>
+        <w:t xml:space="preserve"> </w:t>
+      </w:r>
       <w:r>
         <w:rPr>
           <w:spacing w:val="-2"/>
           <w:lang w:val="en-US"/>
         </w:rPr>
-        <w:t>}}</w:t>
-      </w:r>
-      <w:r>
-        <w:tab/>
-        <w:t>Nhãn</w:t>
-      </w:r>
-      <w:r>
-        <w:rPr>
-          <w:spacing w:val="10"/>
-        </w:rPr>
-        <w:t xml:space="preserve"> </w:t>
-      </w:r>
-      <w:r>
-        <w:rPr>
-          <w:spacing w:val="-2"/>
-        </w:rPr>
-        <w:t>hiệu:</w:t>
-      </w:r>
-      <w:r>
-        <w:rPr>
-          <w:spacing w:val="-2"/>
-          <w:lang w:val="en-US"/>
-        </w:rPr>
-        <w:t xml:space="preserve"> </w:t>
-      </w:r>
-      <w:r>
-        <w:rPr>
-          <w:spacing w:val="-2"/>
-          <w:lang w:val="en-US"/>
-        </w:rPr>
-        <w:t>{{</w:t>
-      </w:r>
-      <w:proofErr w:type="spellStart"/>
-      <w:r>
-        <w:rPr>
-          <w:spacing w:val="-2"/>
-          <w:lang w:val="en-US"/>
-        </w:rPr>
-        <w:t>nhanHieuXe</w:t>
-      </w:r>
-      <w:proofErr w:type="spellEnd"/>
-      <w:r>
-        <w:rPr>
-          <w:spacing w:val="-2"/>
-          <w:lang w:val="en-US"/>
-        </w:rPr>
-        <w:t>}}</w:t>
+        <w:t>{{nhanHieuXe}}</w:t>
       </w:r>
     </w:p>
     <w:p>
@@ -2810,23 +2528,7 @@
           <w:spacing w:val="-2"/>
           <w:lang w:val="en-US"/>
         </w:rPr>
-        <w:t>{{</w:t>
-      </w:r>
-      <w:proofErr w:type="spellStart"/>
-      <w:r>
-        <w:rPr>
-          <w:spacing w:val="-2"/>
-          <w:lang w:val="en-US"/>
-        </w:rPr>
-        <w:t>namSX</w:t>
-      </w:r>
-      <w:proofErr w:type="spellEnd"/>
-      <w:r>
-        <w:rPr>
-          <w:spacing w:val="-2"/>
-          <w:lang w:val="en-US"/>
-        </w:rPr>
-        <w:t>}}</w:t>
+        <w:t>{{namSX}}</w:t>
       </w:r>
       <w:r>
         <w:tab/>
@@ -2856,23 +2558,7 @@
           <w:spacing w:val="-4"/>
           <w:lang w:val="en-US"/>
         </w:rPr>
-        <w:t>{{</w:t>
-      </w:r>
-      <w:proofErr w:type="spellStart"/>
-      <w:r>
-        <w:rPr>
-          <w:spacing w:val="-4"/>
-          <w:lang w:val="en-US"/>
-        </w:rPr>
-        <w:t>mauXe</w:t>
-      </w:r>
-      <w:proofErr w:type="spellEnd"/>
-      <w:r>
-        <w:rPr>
-          <w:spacing w:val="-4"/>
-          <w:lang w:val="en-US"/>
-        </w:rPr>
-        <w:t>}}</w:t>
+        <w:t>{{mauXe}}</w:t>
       </w:r>
     </w:p>
     <w:p>
@@ -2932,63 +2618,84 @@
           <w:spacing w:val="-2"/>
           <w:lang w:val="en-US"/>
         </w:rPr>
-        <w:t>{{</w:t>
-      </w:r>
-      <w:proofErr w:type="spellStart"/>
+        <w:t>{{nuocSX}}</w:t>
+      </w:r>
+      <w:r>
+        <w:rPr>
+          <w:color w:val="1F1F1F"/>
+        </w:rPr>
+        <w:tab/>
+        <w:t>Sức</w:t>
+      </w:r>
+      <w:r>
+        <w:rPr>
+          <w:color w:val="1F1F1F"/>
+          <w:spacing w:val="10"/>
+        </w:rPr>
+        <w:t xml:space="preserve"> </w:t>
+      </w:r>
+      <w:r>
+        <w:rPr>
+          <w:color w:val="1F1F1F"/>
+        </w:rPr>
+        <w:t>chứa/tải</w:t>
+      </w:r>
+      <w:r>
+        <w:rPr>
+          <w:color w:val="1F1F1F"/>
+          <w:spacing w:val="11"/>
+        </w:rPr>
+        <w:t xml:space="preserve"> </w:t>
+      </w:r>
+      <w:r>
+        <w:rPr>
+          <w:color w:val="1F1F1F"/>
+          <w:spacing w:val="-2"/>
+        </w:rPr>
+        <w:t>trọng:</w:t>
+      </w:r>
       <w:r>
         <w:rPr>
           <w:color w:val="1F1F1F"/>
           <w:spacing w:val="-2"/>
           <w:lang w:val="en-US"/>
         </w:rPr>
-        <w:t>nuocSX</w:t>
-      </w:r>
-      <w:proofErr w:type="spellEnd"/>
+        <w:t xml:space="preserve"> </w:t>
+      </w:r>
       <w:r>
         <w:rPr>
           <w:color w:val="1F1F1F"/>
           <w:spacing w:val="-2"/>
           <w:lang w:val="en-US"/>
         </w:rPr>
-        <w:t>}}</w:t>
-      </w:r>
-      <w:r>
-        <w:rPr>
-          <w:color w:val="1F1F1F"/>
-        </w:rPr>
-        <w:tab/>
-        <w:t>Sức</w:t>
-      </w:r>
-      <w:r>
-        <w:rPr>
-          <w:color w:val="1F1F1F"/>
-          <w:spacing w:val="10"/>
-        </w:rPr>
-        <w:t xml:space="preserve"> </w:t>
-      </w:r>
-      <w:r>
-        <w:rPr>
-          <w:color w:val="1F1F1F"/>
-        </w:rPr>
-        <w:t>chứa/tải</w:t>
-      </w:r>
-      <w:r>
-        <w:rPr>
-          <w:color w:val="1F1F1F"/>
-          <w:spacing w:val="11"/>
-        </w:rPr>
-        <w:t xml:space="preserve"> </w:t>
-      </w:r>
-      <w:r>
-        <w:rPr>
-          <w:color w:val="1F1F1F"/>
+        <w:t>{{gopTaiTrongSoCho}}</w:t>
+      </w:r>
+    </w:p>
+    <w:p>
+      <w:pPr>
+        <w:pStyle w:val="BodyText"/>
+        <w:spacing w:before="30"/>
+        <w:rPr>
+          <w:lang w:val="en-US"/>
+        </w:rPr>
+      </w:pPr>
+      <w:r>
+        <w:t>Số</w:t>
+      </w:r>
+      <w:r>
+        <w:rPr>
+          <w:spacing w:val="5"/>
+        </w:rPr>
+        <w:t xml:space="preserve"> </w:t>
+      </w:r>
+      <w:r>
+        <w:rPr>
           <w:spacing w:val="-2"/>
         </w:rPr>
-        <w:t>trọng:</w:t>
-      </w:r>
-      <w:r>
-        <w:rPr>
-          <w:color w:val="1F1F1F"/>
+        <w:t>khung:</w:t>
+      </w:r>
+      <w:r>
+        <w:rPr>
           <w:spacing w:val="-2"/>
           <w:lang w:val="en-US"/>
         </w:rPr>
@@ -2996,98 +2703,108 @@
       </w:r>
       <w:r>
         <w:rPr>
-          <w:color w:val="1F1F1F"/>
           <w:spacing w:val="-2"/>
           <w:lang w:val="en-US"/>
         </w:rPr>
-        <w:t>{{</w:t>
-      </w:r>
-      <w:proofErr w:type="spellStart"/>
-      <w:r>
-        <w:rPr>
-          <w:color w:val="1F1F1F"/>
+        <w:t>{{soKhung}}</w:t>
+      </w:r>
+    </w:p>
+    <w:p>
+      <w:pPr>
+        <w:pStyle w:val="BodyText"/>
+        <w:rPr>
+          <w:lang w:val="en-US"/>
+        </w:rPr>
+      </w:pPr>
+      <w:r>
+        <w:t>Số</w:t>
+      </w:r>
+      <w:r>
+        <w:rPr>
+          <w:spacing w:val="5"/>
+        </w:rPr>
+        <w:t xml:space="preserve"> </w:t>
+      </w:r>
+      <w:r>
+        <w:rPr>
+          <w:spacing w:val="-4"/>
+        </w:rPr>
+        <w:t>máy:</w:t>
+      </w:r>
+      <w:r>
+        <w:rPr>
+          <w:spacing w:val="-4"/>
+          <w:lang w:val="en-US"/>
+        </w:rPr>
+        <w:t xml:space="preserve"> </w:t>
+      </w:r>
+      <w:r>
+        <w:rPr>
+          <w:spacing w:val="-4"/>
+          <w:lang w:val="en-US"/>
+        </w:rPr>
+        <w:t>{{soMay}}</w:t>
+      </w:r>
+    </w:p>
+    <w:p>
+      <w:pPr>
+        <w:pStyle w:val="BodyText"/>
+        <w:rPr>
+          <w:lang w:val="en-US"/>
+        </w:rPr>
+      </w:pPr>
+      <w:r>
+        <w:t>Số</w:t>
+      </w:r>
+      <w:r>
+        <w:rPr>
+          <w:spacing w:val="5"/>
+        </w:rPr>
+        <w:t xml:space="preserve"> </w:t>
+      </w:r>
+      <w:r>
+        <w:rPr>
+          <w:spacing w:val="-2"/>
+        </w:rPr>
+        <w:t>loại:</w:t>
+      </w:r>
+      <w:r>
+        <w:rPr>
           <w:spacing w:val="-2"/>
           <w:lang w:val="en-US"/>
         </w:rPr>
-        <w:t>gopTaiTrongSoCho</w:t>
-      </w:r>
-      <w:proofErr w:type="spellEnd"/>
-      <w:r>
-        <w:rPr>
-          <w:color w:val="1F1F1F"/>
+        <w:t xml:space="preserve"> </w:t>
+      </w:r>
+      <w:r>
+        <w:rPr>
           <w:spacing w:val="-2"/>
           <w:lang w:val="en-US"/>
         </w:rPr>
-        <w:t>}}</w:t>
+        <w:t>{{soMaLoaiXe}}</w:t>
       </w:r>
     </w:p>
     <w:p>
       <w:pPr>
         <w:pStyle w:val="BodyText"/>
-        <w:spacing w:before="30"/>
         <w:rPr>
           <w:lang w:val="en-US"/>
         </w:rPr>
       </w:pPr>
       <w:r>
-        <w:t>Số</w:t>
-      </w:r>
-      <w:r>
-        <w:rPr>
-          <w:spacing w:val="5"/>
-        </w:rPr>
-        <w:t xml:space="preserve"> </w:t>
-      </w:r>
-      <w:r>
-        <w:rPr>
-          <w:spacing w:val="-2"/>
-        </w:rPr>
-        <w:t>khung:</w:t>
-      </w:r>
-      <w:r>
-        <w:rPr>
-          <w:spacing w:val="-2"/>
-          <w:lang w:val="en-US"/>
-        </w:rPr>
-        <w:t xml:space="preserve"> </w:t>
-      </w:r>
-      <w:r>
-        <w:rPr>
-          <w:spacing w:val="-2"/>
-          <w:lang w:val="en-US"/>
-        </w:rPr>
-        <w:t>{{</w:t>
-      </w:r>
-      <w:proofErr w:type="spellStart"/>
-      <w:r>
-        <w:rPr>
-          <w:spacing w:val="-2"/>
-          <w:lang w:val="en-US"/>
-        </w:rPr>
-        <w:t>soKhung</w:t>
-      </w:r>
-      <w:proofErr w:type="spellEnd"/>
-      <w:r>
-        <w:rPr>
-          <w:spacing w:val="-2"/>
-          <w:lang w:val="en-US"/>
-        </w:rPr>
-        <w:t>}}</w:t>
-      </w:r>
-    </w:p>
-    <w:p>
-      <w:pPr>
-        <w:pStyle w:val="BodyText"/>
-        <w:rPr>
-          <w:lang w:val="en-US"/>
-        </w:rPr>
-      </w:pPr>
-      <w:r>
-        <w:t>Số</w:t>
-      </w:r>
-      <w:r>
-        <w:rPr>
-          <w:spacing w:val="5"/>
+        <w:t>Tên</w:t>
+      </w:r>
+      <w:r>
+        <w:rPr>
+          <w:spacing w:val="10"/>
+        </w:rPr>
+        <w:t xml:space="preserve"> </w:t>
+      </w:r>
+      <w:r>
+        <w:t>thương</w:t>
+      </w:r>
+      <w:r>
+        <w:rPr>
+          <w:spacing w:val="10"/>
         </w:rPr>
         <w:t xml:space="preserve"> </w:t>
       </w:r>
@@ -3095,7 +2812,7 @@
         <w:rPr>
           <w:spacing w:val="-4"/>
         </w:rPr>
-        <w:t>máy:</w:t>
+        <w:t>mại:</w:t>
       </w:r>
       <w:r>
         <w:rPr>
@@ -3109,138 +2826,7 @@
           <w:spacing w:val="-4"/>
           <w:lang w:val="en-US"/>
         </w:rPr>
-        <w:t>{{</w:t>
-      </w:r>
-      <w:proofErr w:type="spellStart"/>
-      <w:r>
-        <w:rPr>
-          <w:spacing w:val="-4"/>
-          <w:lang w:val="en-US"/>
-        </w:rPr>
-        <w:t>soMay</w:t>
-      </w:r>
-      <w:proofErr w:type="spellEnd"/>
-      <w:r>
-        <w:rPr>
-          <w:spacing w:val="-4"/>
-          <w:lang w:val="en-US"/>
-        </w:rPr>
-        <w:t>}}</w:t>
-      </w:r>
-    </w:p>
-    <w:p>
-      <w:pPr>
-        <w:pStyle w:val="BodyText"/>
-        <w:rPr>
-          <w:lang w:val="en-US"/>
-        </w:rPr>
-      </w:pPr>
-      <w:r>
-        <w:t>Số</w:t>
-      </w:r>
-      <w:r>
-        <w:rPr>
-          <w:spacing w:val="5"/>
-        </w:rPr>
-        <w:t xml:space="preserve"> </w:t>
-      </w:r>
-      <w:r>
-        <w:rPr>
-          <w:spacing w:val="-2"/>
-        </w:rPr>
-        <w:t>loại:</w:t>
-      </w:r>
-      <w:r>
-        <w:rPr>
-          <w:spacing w:val="-2"/>
-          <w:lang w:val="en-US"/>
-        </w:rPr>
-        <w:t xml:space="preserve"> </w:t>
-      </w:r>
-      <w:r>
-        <w:rPr>
-          <w:spacing w:val="-2"/>
-          <w:lang w:val="en-US"/>
-        </w:rPr>
-        <w:t>{{</w:t>
-      </w:r>
-      <w:proofErr w:type="spellStart"/>
-      <w:r>
-        <w:rPr>
-          <w:spacing w:val="-2"/>
-          <w:lang w:val="en-US"/>
-        </w:rPr>
-        <w:t>soMaLoaiXe</w:t>
-      </w:r>
-      <w:proofErr w:type="spellEnd"/>
-      <w:r>
-        <w:rPr>
-          <w:spacing w:val="-2"/>
-          <w:lang w:val="en-US"/>
-        </w:rPr>
-        <w:t>}}</w:t>
-      </w:r>
-    </w:p>
-    <w:p>
-      <w:pPr>
-        <w:pStyle w:val="BodyText"/>
-        <w:rPr>
-          <w:lang w:val="en-US"/>
-        </w:rPr>
-      </w:pPr>
-      <w:r>
-        <w:t>Tên</w:t>
-      </w:r>
-      <w:r>
-        <w:rPr>
-          <w:spacing w:val="10"/>
-        </w:rPr>
-        <w:t xml:space="preserve"> </w:t>
-      </w:r>
-      <w:r>
-        <w:t>thương</w:t>
-      </w:r>
-      <w:r>
-        <w:rPr>
-          <w:spacing w:val="10"/>
-        </w:rPr>
-        <w:t xml:space="preserve"> </w:t>
-      </w:r>
-      <w:r>
-        <w:rPr>
-          <w:spacing w:val="-4"/>
-        </w:rPr>
-        <w:t>mại:</w:t>
-      </w:r>
-      <w:r>
-        <w:rPr>
-          <w:spacing w:val="-4"/>
-          <w:lang w:val="en-US"/>
-        </w:rPr>
-        <w:t xml:space="preserve"> </w:t>
-      </w:r>
-      <w:r>
-        <w:rPr>
-          <w:spacing w:val="-4"/>
-          <w:lang w:val="en-US"/>
-        </w:rPr>
-        <w:t>{{</w:t>
-      </w:r>
-      <w:proofErr w:type="spellStart"/>
-      <w:r>
-        <w:rPr>
-          <w:spacing w:val="-4"/>
-          <w:lang w:val="en-US"/>
-        </w:rPr>
-        <w:t>tenThuongMaiXe</w:t>
-      </w:r>
-      <w:proofErr w:type="spellEnd"/>
-      <w:r>
-        <w:rPr>
-          <w:spacing w:val="-4"/>
-          <w:lang w:val="en-US"/>
-        </w:rPr>
-        <w:t>}}</w:t>
+        <w:t>{{tenThuongMaiXe}}</w:t>
       </w:r>
     </w:p>
     <w:bookmarkEnd w:id="12"/>
@@ -10618,6 +10204,7 @@
         <w:rPr>
           <w:b/>
           <w:sz w:val="21"/>
+          <w:lang w:val="en-US"/>
         </w:rPr>
       </w:pPr>
       <w:r>
@@ -10656,8 +10243,27 @@
           <w:b/>
           <w:spacing w:val="-2"/>
           <w:sz w:val="21"/>
-        </w:rPr>
-        <w:t>..........................................</w:t>
+          <w:lang w:val="en-US"/>
+        </w:rPr>
+        <w:t>{{</w:t>
+      </w:r>
+      <w:r>
+        <w:rPr>
+          <w:b/>
+          <w:spacing w:val="-2"/>
+          <w:sz w:val="21"/>
+          <w:lang w:val="en-US"/>
+        </w:rPr>
+        <w:t>tenKhachHang</w:t>
+      </w:r>
+      <w:r>
+        <w:rPr>
+          <w:b/>
+          <w:spacing w:val="-2"/>
+          <w:sz w:val="21"/>
+          <w:lang w:val="en-US"/>
+        </w:rPr>
+        <w:t>}}</w:t>
       </w:r>
     </w:p>
     <w:sectPr>

--- a/templates/CBB_ca_nhan_hop_dong.docx
+++ b/templates/CBB_ca_nhan_hop_dong.docx
@@ -1,6 +1,6 @@
 
 <file path=word/document.xml><?xml version="1.0" encoding="utf-8"?>
-<w:document xmlns:wpc="http://schemas.microsoft.com/office/word/2010/wordprocessingCanvas" xmlns:cx="http://schemas.microsoft.com/office/drawing/2014/chartex" xmlns:cx1="http://schemas.microsoft.com/office/drawing/2015/9/8/chartex" xmlns:cx2="http://schemas.microsoft.com/office/drawing/2015/10/21/chartex" xmlns:cx3="http://schemas.microsoft.com/office/drawing/2016/5/9/chartex" xmlns:cx4="http://schemas.microsoft.com/office/drawing/2016/5/10/chartex" xmlns:cx5="http://schemas.microsoft.com/office/drawing/2016/5/11/chartex" xmlns:cx6="http://schemas.microsoft.com/office/drawing/2016/5/12/chartex" xmlns:cx7="http://schemas.microsoft.com/office/drawing/2016/5/13/chartex" xmlns:cx8="http://schemas.microsoft.com/office/drawing/2016/5/14/chartex" xmlns:mc="http://schemas.openxmlformats.org/markup-compatibility/2006" xmlns:aink="http://schemas.microsoft.com/office/drawing/2016/ink" xmlns:am3d="http://schemas.microsoft.com/office/drawing/2017/model3d" xmlns:o="urn:schemas-microsoft-com:office:office" xmlns:oel="http://schemas.microsoft.com/office/2019/extlst" xmlns:r="http://schemas.openxmlformats.org/officeDocument/2006/relationships" xmlns:m="http://schemas.openxmlformats.org/officeDocument/2006/math" xmlns:v="urn:schemas-microsoft-com:vml" xmlns:wp14="http://schemas.microsoft.com/office/word/2010/wordprocessingDrawing" xmlns:wp="http://schemas.openxmlformats.org/drawingml/2006/wordprocessingDrawing" xmlns:w10="urn:schemas-microsoft-com:office:word" xmlns:w="http://schemas.openxmlformats.org/wordprocessingml/2006/main" xmlns:w14="http://schemas.microsoft.com/office/word/2010/wordml" xmlns:w15="http://schemas.microsoft.com/office/word/2012/wordml" xmlns:w16cex="http://schemas.microsoft.com/office/word/2018/wordml/cex" xmlns:w16cid="http://schemas.microsoft.com/office/word/2016/wordml/cid" xmlns:w16="http://schemas.microsoft.com/office/word/2018/wordml" xmlns:w16sdtdh="http://schemas.microsoft.com/office/word/2020/wordml/sdtdatahash" xmlns:w16se="http://schemas.microsoft.com/office/word/2015/wordml/symex" xmlns:wpg="http://schemas.microsoft.com/office/word/2010/wordprocessingGroup" xmlns:wpi="http://schemas.microsoft.com/office/word/2010/wordprocessingInk" xmlns:wne="http://schemas.microsoft.com/office/word/2006/wordml" xmlns:wps="http://schemas.microsoft.com/office/word/2010/wordprocessingShape" mc:Ignorable="w14 w15 w16se w16cid w16 w16cex w16sdtdh wp14">
+<w:document xmlns:wpc="http://schemas.microsoft.com/office/word/2010/wordprocessingCanvas" xmlns:cx="http://schemas.microsoft.com/office/drawing/2014/chartex" xmlns:cx1="http://schemas.microsoft.com/office/drawing/2015/9/8/chartex" xmlns:cx2="http://schemas.microsoft.com/office/drawing/2015/10/21/chartex" xmlns:cx3="http://schemas.microsoft.com/office/drawing/2016/5/9/chartex" xmlns:cx4="http://schemas.microsoft.com/office/drawing/2016/5/10/chartex" xmlns:cx5="http://schemas.microsoft.com/office/drawing/2016/5/11/chartex" xmlns:cx6="http://schemas.microsoft.com/office/drawing/2016/5/12/chartex" xmlns:cx7="http://schemas.microsoft.com/office/drawing/2016/5/13/chartex" xmlns:cx8="http://schemas.microsoft.com/office/drawing/2016/5/14/chartex" xmlns:mc="http://schemas.openxmlformats.org/markup-compatibility/2006" xmlns:aink="http://schemas.microsoft.com/office/drawing/2016/ink" xmlns:am3d="http://schemas.microsoft.com/office/drawing/2017/model3d" xmlns:o="urn:schemas-microsoft-com:office:office" xmlns:oel="http://schemas.microsoft.com/office/2019/extlst" xmlns:r="http://schemas.openxmlformats.org/officeDocument/2006/relationships" xmlns:m="http://schemas.openxmlformats.org/officeDocument/2006/math" xmlns:v="urn:schemas-microsoft-com:vml" xmlns:wp14="http://schemas.microsoft.com/office/word/2010/wordprocessingDrawing" xmlns:wp="http://schemas.openxmlformats.org/drawingml/2006/wordprocessingDrawing" xmlns:w10="urn:schemas-microsoft-com:office:word" xmlns:w="http://schemas.openxmlformats.org/wordprocessingml/2006/main" xmlns:w14="http://schemas.microsoft.com/office/word/2010/wordml" xmlns:w15="http://schemas.microsoft.com/office/word/2012/wordml" xmlns:w16cex="http://schemas.microsoft.com/office/word/2018/wordml/cex" xmlns:w16cid="http://schemas.microsoft.com/office/word/2016/wordml/cid" xmlns:w16="http://schemas.microsoft.com/office/word/2018/wordml" xmlns:w16du="http://schemas.microsoft.com/office/word/2023/wordml/word16du" xmlns:w16sdtdh="http://schemas.microsoft.com/office/word/2020/wordml/sdtdatahash" xmlns:w16sdtfl="http://schemas.microsoft.com/office/word/2024/wordml/sdtformatlock" xmlns:w16se="http://schemas.microsoft.com/office/word/2015/wordml/symex" xmlns:wpg="http://schemas.microsoft.com/office/word/2010/wordprocessingGroup" xmlns:wpi="http://schemas.microsoft.com/office/word/2010/wordprocessingInk" xmlns:wne="http://schemas.microsoft.com/office/word/2006/wordml" xmlns:wps="http://schemas.microsoft.com/office/word/2010/wordprocessingShape" mc:Ignorable="w14 w15 w16se w16cid w16 w16cex w16sdtdh w16sdtfl w16du wp14">
   <w:body>
     <w:tbl>
       <w:tblPr>
@@ -1823,7 +1823,21 @@
           <w:sz w:val="21"/>
           <w:szCs w:val="21"/>
         </w:rPr>
-        <w:t>{{nguoiDaiDienDonViHTX}}</w:t>
+        <w:t>{{</w:t>
+      </w:r>
+      <w:r>
+        <w:rPr>
+          <w:sz w:val="21"/>
+          <w:szCs w:val="21"/>
+        </w:rPr>
+        <w:t>nguoiDaiDienKyTen</w:t>
+      </w:r>
+      <w:r>
+        <w:rPr>
+          <w:sz w:val="21"/>
+          <w:szCs w:val="21"/>
+        </w:rPr>
+        <w:t>}}</w:t>
       </w:r>
       <w:bookmarkEnd w:id="5"/>
       <w:r>
@@ -10228,7 +10242,21 @@
           <w:b/>
           <w:sz w:val="21"/>
         </w:rPr>
-        <w:t>{{nguoiDaiDienDonViHTX}}</w:t>
+        <w:t>{{</w:t>
+      </w:r>
+      <w:r>
+        <w:rPr>
+          <w:b/>
+          <w:sz w:val="21"/>
+        </w:rPr>
+        <w:t>nguoiDaiDienKyTen</w:t>
+      </w:r>
+      <w:r>
+        <w:rPr>
+          <w:b/>
+          <w:sz w:val="21"/>
+        </w:rPr>
+        <w:t>}}</w:t>
       </w:r>
       <w:r>
         <w:rPr>
@@ -10276,7 +10304,7 @@
 </file>
 
 <file path=word/numbering.xml><?xml version="1.0" encoding="utf-8"?>
-<w:numbering xmlns:wpc="http://schemas.microsoft.com/office/word/2010/wordprocessingCanvas" xmlns:cx="http://schemas.microsoft.com/office/drawing/2014/chartex" xmlns:cx1="http://schemas.microsoft.com/office/drawing/2015/9/8/chartex" xmlns:cx2="http://schemas.microsoft.com/office/drawing/2015/10/21/chartex" xmlns:cx3="http://schemas.microsoft.com/office/drawing/2016/5/9/chartex" xmlns:cx4="http://schemas.microsoft.com/office/drawing/2016/5/10/chartex" xmlns:cx5="http://schemas.microsoft.com/office/drawing/2016/5/11/chartex" xmlns:cx6="http://schemas.microsoft.com/office/drawing/2016/5/12/chartex" xmlns:cx7="http://schemas.microsoft.com/office/drawing/2016/5/13/chartex" xmlns:cx8="http://schemas.microsoft.com/office/drawing/2016/5/14/chartex" xmlns:mc="http://schemas.openxmlformats.org/markup-compatibility/2006" xmlns:aink="http://schemas.microsoft.com/office/drawing/2016/ink" xmlns:am3d="http://schemas.microsoft.com/office/drawing/2017/model3d" xmlns:o="urn:schemas-microsoft-com:office:office" xmlns:oel="http://schemas.microsoft.com/office/2019/extlst" xmlns:r="http://schemas.openxmlformats.org/officeDocument/2006/relationships" xmlns:m="http://schemas.openxmlformats.org/officeDocument/2006/math" xmlns:v="urn:schemas-microsoft-com:vml" xmlns:wp14="http://schemas.microsoft.com/office/word/2010/wordprocessingDrawing" xmlns:wp="http://schemas.openxmlformats.org/drawingml/2006/wordprocessingDrawing" xmlns:w10="urn:schemas-microsoft-com:office:word" xmlns:w="http://schemas.openxmlformats.org/wordprocessingml/2006/main" xmlns:w14="http://schemas.microsoft.com/office/word/2010/wordml" xmlns:w15="http://schemas.microsoft.com/office/word/2012/wordml" xmlns:w16cex="http://schemas.microsoft.com/office/word/2018/wordml/cex" xmlns:w16cid="http://schemas.microsoft.com/office/word/2016/wordml/cid" xmlns:w16="http://schemas.microsoft.com/office/word/2018/wordml" xmlns:w16sdtdh="http://schemas.microsoft.com/office/word/2020/wordml/sdtdatahash" xmlns:w16se="http://schemas.microsoft.com/office/word/2015/wordml/symex" xmlns:wpg="http://schemas.microsoft.com/office/word/2010/wordprocessingGroup" xmlns:wpi="http://schemas.microsoft.com/office/word/2010/wordprocessingInk" xmlns:wne="http://schemas.microsoft.com/office/word/2006/wordml" xmlns:wps="http://schemas.microsoft.com/office/word/2010/wordprocessingShape" mc:Ignorable="w14 w15 w16se w16cid w16 w16cex w16sdtdh wp14">
+<w:numbering xmlns:wpc="http://schemas.microsoft.com/office/word/2010/wordprocessingCanvas" xmlns:cx="http://schemas.microsoft.com/office/drawing/2014/chartex" xmlns:cx1="http://schemas.microsoft.com/office/drawing/2015/9/8/chartex" xmlns:cx2="http://schemas.microsoft.com/office/drawing/2015/10/21/chartex" xmlns:cx3="http://schemas.microsoft.com/office/drawing/2016/5/9/chartex" xmlns:cx4="http://schemas.microsoft.com/office/drawing/2016/5/10/chartex" xmlns:cx5="http://schemas.microsoft.com/office/drawing/2016/5/11/chartex" xmlns:cx6="http://schemas.microsoft.com/office/drawing/2016/5/12/chartex" xmlns:cx7="http://schemas.microsoft.com/office/drawing/2016/5/13/chartex" xmlns:cx8="http://schemas.microsoft.com/office/drawing/2016/5/14/chartex" xmlns:mc="http://schemas.openxmlformats.org/markup-compatibility/2006" xmlns:aink="http://schemas.microsoft.com/office/drawing/2016/ink" xmlns:am3d="http://schemas.microsoft.com/office/drawing/2017/model3d" xmlns:o="urn:schemas-microsoft-com:office:office" xmlns:oel="http://schemas.microsoft.com/office/2019/extlst" xmlns:r="http://schemas.openxmlformats.org/officeDocument/2006/relationships" xmlns:m="http://schemas.openxmlformats.org/officeDocument/2006/math" xmlns:v="urn:schemas-microsoft-com:vml" xmlns:wp14="http://schemas.microsoft.com/office/word/2010/wordprocessingDrawing" xmlns:wp="http://schemas.openxmlformats.org/drawingml/2006/wordprocessingDrawing" xmlns:w10="urn:schemas-microsoft-com:office:word" xmlns:w="http://schemas.openxmlformats.org/wordprocessingml/2006/main" xmlns:w14="http://schemas.microsoft.com/office/word/2010/wordml" xmlns:w15="http://schemas.microsoft.com/office/word/2012/wordml" xmlns:w16cex="http://schemas.microsoft.com/office/word/2018/wordml/cex" xmlns:w16cid="http://schemas.microsoft.com/office/word/2016/wordml/cid" xmlns:w16="http://schemas.microsoft.com/office/word/2018/wordml" xmlns:w16du="http://schemas.microsoft.com/office/word/2023/wordml/word16du" xmlns:w16sdtdh="http://schemas.microsoft.com/office/word/2020/wordml/sdtdatahash" xmlns:w16sdtfl="http://schemas.microsoft.com/office/word/2024/wordml/sdtformatlock" xmlns:w16se="http://schemas.microsoft.com/office/word/2015/wordml/symex" xmlns:wpg="http://schemas.microsoft.com/office/word/2010/wordprocessingGroup" xmlns:wpi="http://schemas.microsoft.com/office/word/2010/wordprocessingInk" xmlns:wne="http://schemas.microsoft.com/office/word/2006/wordml" xmlns:wps="http://schemas.microsoft.com/office/word/2010/wordprocessingShape" mc:Ignorable="w14 w15 w16se w16cid w16 w16cex w16sdtdh w16sdtfl w16du wp14">
   <w:abstractNum w:abstractNumId="0" w15:restartNumberingAfterBreak="0">
     <w:nsid w:val="113305FA"/>
     <w:multiLevelType w:val="hybridMultilevel"/>
@@ -11043,7 +11071,7 @@
 </file>
 
 <file path=word/styles.xml><?xml version="1.0" encoding="utf-8"?>
-<w:styles xmlns:mc="http://schemas.openxmlformats.org/markup-compatibility/2006" xmlns:r="http://schemas.openxmlformats.org/officeDocument/2006/relationships" xmlns:w="http://schemas.openxmlformats.org/wordprocessingml/2006/main" xmlns:w14="http://schemas.microsoft.com/office/word/2010/wordml" xmlns:w15="http://schemas.microsoft.com/office/word/2012/wordml" xmlns:w16cex="http://schemas.microsoft.com/office/word/2018/wordml/cex" xmlns:w16cid="http://schemas.microsoft.com/office/word/2016/wordml/cid" xmlns:w16="http://schemas.microsoft.com/office/word/2018/wordml" xmlns:w16sdtdh="http://schemas.microsoft.com/office/word/2020/wordml/sdtdatahash" xmlns:w16se="http://schemas.microsoft.com/office/word/2015/wordml/symex" mc:Ignorable="w14 w15 w16se w16cid w16 w16cex w16sdtdh">
+<w:styles xmlns:mc="http://schemas.openxmlformats.org/markup-compatibility/2006" xmlns:r="http://schemas.openxmlformats.org/officeDocument/2006/relationships" xmlns:w="http://schemas.openxmlformats.org/wordprocessingml/2006/main" xmlns:w14="http://schemas.microsoft.com/office/word/2010/wordml" xmlns:w15="http://schemas.microsoft.com/office/word/2012/wordml" xmlns:w16cex="http://schemas.microsoft.com/office/word/2018/wordml/cex" xmlns:w16cid="http://schemas.microsoft.com/office/word/2016/wordml/cid" xmlns:w16="http://schemas.microsoft.com/office/word/2018/wordml" xmlns:w16du="http://schemas.microsoft.com/office/word/2023/wordml/word16du" xmlns:w16sdtdh="http://schemas.microsoft.com/office/word/2020/wordml/sdtdatahash" xmlns:w16sdtfl="http://schemas.microsoft.com/office/word/2024/wordml/sdtformatlock" xmlns:w16se="http://schemas.microsoft.com/office/word/2015/wordml/symex" mc:Ignorable="w14 w15 w16se w16cid w16 w16cex w16sdtdh w16sdtfl w16du">
   <w:docDefaults>
     <w:rPrDefault>
       <w:rPr>
